--- a/Documentação/Projeto-Infraestrutura.docx
+++ b/Documentação/Projeto-Infraestrutura.docx
@@ -89,33 +89,33 @@
         <w:rPr>
           <w:rFonts w:cs="Arial"/>
         </w:rPr>
+        <w:t>3023104100</w:t>
+      </w:r>
+    </w:p>
+    <w:p>
+      <w:pPr>
+        <w:jc w:val="center"/>
+        <w:rPr>
+          <w:rFonts w:cs="Arial"/>
+        </w:rPr>
+      </w:pPr>
+      <w:r>
+        <w:rPr>
+          <w:rFonts w:cs="Arial"/>
+        </w:rPr>
+        <w:t>RODRIGO ÀLLVEZ DOS SANTOS</w:t>
+      </w:r>
+      <w:r>
+        <w:rPr>
+          <w:rFonts w:cs="Arial"/>
+        </w:rPr>
+        <w:t xml:space="preserve"> - </w:t>
+      </w:r>
+      <w:r>
+        <w:rPr>
+          <w:rFonts w:cs="Arial"/>
+        </w:rPr>
         <w:t>3023104930</w:t>
-      </w:r>
-    </w:p>
-    <w:p>
-      <w:pPr>
-        <w:jc w:val="center"/>
-        <w:rPr>
-          <w:rFonts w:cs="Arial"/>
-        </w:rPr>
-      </w:pPr>
-      <w:r>
-        <w:rPr>
-          <w:rFonts w:cs="Arial"/>
-        </w:rPr>
-        <w:t>RODRIGO ÀLLVEZ DOS SANTOS</w:t>
-      </w:r>
-      <w:r>
-        <w:rPr>
-          <w:rFonts w:cs="Arial"/>
-        </w:rPr>
-        <w:t xml:space="preserve"> - </w:t>
-      </w:r>
-      <w:r>
-        <w:rPr>
-          <w:rFonts w:cs="Arial"/>
-        </w:rPr>
-        <w:t>3023104100</w:t>
       </w:r>
     </w:p>
     <w:p>
@@ -13706,7 +13706,7 @@
           <w:noProof/>
         </w:rPr>
         <w:drawing>
-          <wp:inline distT="0" distB="0" distL="0" distR="0" wp14:anchorId="253AB82E" wp14:editId="12E09583">
+          <wp:inline distT="0" distB="0" distL="0" distR="0" wp14:anchorId="253AB82E" wp14:editId="241A98FE">
             <wp:extent cx="4913907" cy="8215073"/>
             <wp:effectExtent l="0" t="0" r="1270" b="0"/>
             <wp:docPr id="2079736964" name="Imagem 4"/>
@@ -18445,6 +18445,7 @@
               <w:jc w:val="center"/>
             </w:pPr>
             <w:r>
+              <w:lastRenderedPageBreak/>
               <w:t>SRV-APP-DB</w:t>
             </w:r>
           </w:p>
@@ -18603,6 +18604,7 @@
               <w:jc w:val="center"/>
             </w:pPr>
             <w:r>
+              <w:lastRenderedPageBreak/>
               <w:t>SRV-DHCP</w:t>
             </w:r>
           </w:p>
@@ -20124,7 +20126,7 @@
           <w:noProof/>
         </w:rPr>
         <w:drawing>
-          <wp:inline distT="0" distB="0" distL="0" distR="0" wp14:anchorId="4A808EC9" wp14:editId="5CE9DD6D">
+          <wp:inline distT="0" distB="0" distL="0" distR="0" wp14:anchorId="4A808EC9" wp14:editId="5795ACFF">
             <wp:extent cx="1463040" cy="4910581"/>
             <wp:effectExtent l="0" t="0" r="3810" b="4445"/>
             <wp:docPr id="1742709837" name="Imagem 1"/>
@@ -23283,6 +23285,7 @@
               <w:jc w:val="center"/>
             </w:pPr>
             <w:r>
+              <w:lastRenderedPageBreak/>
               <w:t>5</w:t>
             </w:r>
           </w:p>
@@ -23635,10 +23638,7 @@
     </w:p>
     <w:p>
       <w:r>
-        <w:t>O isolamento da rede de visitantes também deverá ser validado em relação aos recursos internos, mantendo as permissões necessárias para DHCP e DNS e bloqueando os acessos indevidos. A separação por VLAN já foi contemplada na simulação, mas a configuração de criptografia e autenticação sem fio deverá ser confirmada na implantação física</w:t>
-      </w:r>
-      <w:r>
-        <w:t>.</w:t>
+        <w:t>O isolamento da rede de visitantes também deverá ser validado em relação aos recursos internos, mantendo as permissões necessárias para DHCP e DNS e bloqueando os acessos indevidos. A separação por VLAN já foi contemplada na simulação, mas a configuração de criptografia e autenticação sem fio deverá ser confirmada na implantação física.</w:t>
       </w:r>
     </w:p>
     <w:p>
@@ -23882,13 +23882,7 @@
     </w:p>
     <w:p>
       <w:r>
-        <w:t>As medi</w:t>
-      </w:r>
-      <w:r>
-        <w:t>d</w:t>
-      </w:r>
-      <w:r>
-        <w:t>as de firewall dedicado, antivírus, atualização dos sistemas, políticas de usuários e senhas, VPN, backup externo e monitoramento centralizado foram previstas para a futura implantação física. Sua implementação deverá ser acompanhada de testes, documentação e revisão periódica das regras.</w:t>
+        <w:t>As medidas de firewall dedicado, antivírus, atualização dos sistemas, políticas de usuários e senhas, VPN, backup externo e monitoramento centralizado foram previstas para a futura implantação física. Sua implementação deverá ser acompanhada de testes, documentação e revisão periódica das regras.</w:t>
       </w:r>
     </w:p>
     <w:p>
@@ -25127,14 +25121,7 @@
           <w:sz w:val="18"/>
           <w:szCs w:val="18"/>
         </w:rPr>
-        <w:t xml:space="preserve">Tabela 19 - </w:t>
-      </w:r>
-      <w:r>
-        <w:rPr>
-          <w:sz w:val="18"/>
-          <w:szCs w:val="18"/>
-        </w:rPr>
-        <w:t>Orçamento dos equipamentos de informática</w:t>
+        <w:t>Tabela 19 - Orçamento dos equipamentos de informática</w:t>
       </w:r>
     </w:p>
     <w:tbl>
@@ -25529,14 +25516,7 @@
           <w:sz w:val="18"/>
           <w:szCs w:val="18"/>
         </w:rPr>
-        <w:t xml:space="preserve">Tabela 20 - </w:t>
-      </w:r>
-      <w:r>
-        <w:rPr>
-          <w:sz w:val="18"/>
-          <w:szCs w:val="18"/>
-        </w:rPr>
-        <w:t>Orçamento dos equipamentos de rede e segurança</w:t>
+        <w:t>Tabela 20 - Orçamento dos equipamentos de rede e segurança</w:t>
       </w:r>
     </w:p>
     <w:tbl>
@@ -26046,14 +26026,7 @@
           <w:sz w:val="18"/>
           <w:szCs w:val="18"/>
         </w:rPr>
-        <w:t xml:space="preserve">Tabela 21 - </w:t>
-      </w:r>
-      <w:r>
-        <w:rPr>
-          <w:sz w:val="18"/>
-          <w:szCs w:val="18"/>
-        </w:rPr>
-        <w:t>Orçamento dos servidores e equipamentos de armazenamento</w:t>
+        <w:t>Tabela 21 - Orçamento dos servidores e equipamentos de armazenamento</w:t>
       </w:r>
     </w:p>
     <w:tbl>
@@ -31547,6 +31520,7 @@
               <w:rPr>
                 <w:lang w:eastAsia="pt-BR"/>
               </w:rPr>
+              <w:lastRenderedPageBreak/>
               <w:t>T02</w:t>
             </w:r>
           </w:p>
@@ -32275,6 +32249,7 @@
               <w:rPr>
                 <w:lang w:eastAsia="pt-BR"/>
               </w:rPr>
+              <w:lastRenderedPageBreak/>
               <w:t>T08</w:t>
             </w:r>
           </w:p>
@@ -33249,23 +33224,7 @@
           <w:szCs w:val="18"/>
           <w:lang w:eastAsia="pt-BR"/>
         </w:rPr>
-        <w:t xml:space="preserve">Tabela </w:t>
-      </w:r>
-      <w:r>
-        <w:rPr>
-          <w:sz w:val="18"/>
-          <w:szCs w:val="18"/>
-          <w:lang w:eastAsia="pt-BR"/>
-        </w:rPr>
-        <w:t>29</w:t>
-      </w:r>
-      <w:r>
-        <w:rPr>
-          <w:sz w:val="18"/>
-          <w:szCs w:val="18"/>
-          <w:lang w:eastAsia="pt-BR"/>
-        </w:rPr>
-        <w:t xml:space="preserve"> – Resultados dos testes executados na simulação</w:t>
+        <w:t>Tabela 29 – Resultados dos testes executados na simulação</w:t>
       </w:r>
     </w:p>
     <w:tbl>
@@ -35167,6 +35126,7 @@
       </w:pPr>
       <w:r>
         <w:rPr>
+          <w:noProof/>
           <w:lang w:eastAsia="pt-BR"/>
         </w:rPr>
         <w:drawing>
@@ -35231,10 +35191,7 @@
       </w:pPr>
       <w:bookmarkStart w:id="101" w:name="_Toc243580344"/>
       <w:r>
-        <w:t>T</w:t>
-      </w:r>
-      <w:r>
-        <w:t>este de comunicação entre VLANs</w:t>
+        <w:t>Teste de comunicação entre VLANs</w:t>
       </w:r>
       <w:bookmarkEnd w:id="101"/>
     </w:p>
@@ -35342,6 +35299,9 @@
     </w:p>
     <w:p>
       <w:r>
+        <w:rPr>
+          <w:noProof/>
+        </w:rPr>
         <w:drawing>
           <wp:inline distT="0" distB="0" distL="0" distR="0" wp14:anchorId="187DCF3E" wp14:editId="683491BE">
             <wp:extent cx="5760085" cy="4944110"/>
@@ -35531,6 +35491,9 @@
     </w:p>
     <w:p>
       <w:r>
+        <w:rPr>
+          <w:noProof/>
+        </w:rPr>
         <w:drawing>
           <wp:inline distT="0" distB="0" distL="0" distR="0" wp14:anchorId="1CA922A4" wp14:editId="7B2B6988">
             <wp:extent cx="5760085" cy="4775835"/>
@@ -35870,6 +35833,9 @@
     </w:p>
     <w:p>
       <w:r>
+        <w:rPr>
+          <w:noProof/>
+        </w:rPr>
         <w:drawing>
           <wp:inline distT="0" distB="0" distL="0" distR="0" wp14:anchorId="382E9A1C" wp14:editId="2DF4DFDE">
             <wp:extent cx="5760085" cy="4851400"/>
@@ -36112,6 +36078,9 @@
     </w:p>
     <w:p>
       <w:r>
+        <w:rPr>
+          <w:noProof/>
+        </w:rPr>
         <w:drawing>
           <wp:inline distT="0" distB="0" distL="0" distR="0" wp14:anchorId="208271D1" wp14:editId="053A95C0">
             <wp:extent cx="5760085" cy="5154295"/>
@@ -36263,6 +36232,7 @@
       </w:pPr>
       <w:r>
         <w:rPr>
+          <w:noProof/>
           <w:sz w:val="18"/>
           <w:szCs w:val="18"/>
         </w:rPr>
